--- a/generated/sources/internal_comms/hq_memos/2026-10-19_双十一期间门店价格政策执行说明.docx
+++ b/generated/sources/internal_comms/hq_memos/2026-10-19_双十一期间门店价格政策执行说明.docx
@@ -72,7 +72,7 @@
     </w:p>
     <w:p>
       <w:r>
-        <w:t>五、线上活动包含的款式以电商团队通知为准。目前已知POLARIS系列、ILVARO不参加线上活动。</w:t>
+        <w:t>五、线上活动包含的款式以电商团队通知为准。目前已知ASTRA系列、IRIDIA不参加线上活动。</w:t>
       </w:r>
     </w:p>
     <w:p>
